--- a/RAG/Forms/docx/Mau_1.6_–_Cong_dien_1011143252_2605082456.docx
+++ b/RAG/Forms/docx/Mau_1.6_–_Cong_dien_1011143252_2605082456.docx
@@ -4,7 +4,7 @@
   <w:body>
     <w:tbl>
       <w:tblPr>
-        <w:tblW w:w="5000" w:type="pct"/>
+        <w:tblW w:w="5099" w:type="pct"/>
         <w:jc w:val="center"/>
         <w:tblCellMar>
           <w:left w:w="0" w:type="dxa"/>
@@ -14,11 +14,11 @@
       </w:tblPr>
       <w:tblGrid>
         <w:gridCol w:w="4690"/>
-        <w:gridCol w:w="4665"/>
+        <w:gridCol w:w="4850"/>
       </w:tblGrid>
       <w:tr>
         <w:trPr>
-          <w:trHeight w:hRule="exact" w:val="2974"/>
+          <w:trHeight w:hRule="exact" w:val="2485"/>
           <w:jc w:val="center"/>
         </w:trPr>
         <w:tc>
@@ -105,7 +105,7 @@
                 <w:color w:val="000000"/>
                 <w:shd w:val="clear" w:color="auto" w:fill="auto"/>
               </w:rPr>
-              <w:pict w14:anchorId="3EED1B23">
+              <w:pict w14:anchorId="60796F5A">
                 <v:line id="_x0000_s2052" alt="" style="position:absolute;left:0;text-align:left;z-index:2;mso-wrap-edited:f;mso-width-percent:0;mso-height-percent:0;mso-width-percent:0;mso-height-percent:0" from="42.45pt,2.05pt" to="112.2pt,2.05pt">
                   <w10:wrap side="right"/>
                 </v:line>
@@ -152,33 +152,9 @@
               <w:rPr>
                 <w:rStyle w:val="Other"/>
                 <w:color w:val="000000"/>
-                <w:lang w:eastAsia="vi-VN"/>
-              </w:rPr>
-              <w:t>Đ</w:t>
-            </w:r>
-            <w:r>
-              <w:rPr>
-                <w:rStyle w:val="Other"/>
-                <w:color w:val="000000"/>
                 <w:lang w:val="vi-VN" w:eastAsia="vi-VN"/>
               </w:rPr>
-              <w:t>-{{CHU_V</w:t>
-            </w:r>
-            <w:r>
-              <w:rPr>
-                <w:rStyle w:val="Other"/>
-                <w:color w:val="000000"/>
-                <w:lang w:val="vi-VN" w:eastAsia="vi-VN"/>
-              </w:rPr>
-              <w:t>IE</w:t>
-            </w:r>
-            <w:r>
-              <w:rPr>
-                <w:rStyle w:val="Other"/>
-                <w:color w:val="000000"/>
-                <w:lang w:val="vi-VN" w:eastAsia="vi-VN"/>
-              </w:rPr>
-              <w:t>T_TAT_CQ_BAN_HANH}}</w:t>
+              <w:t>Đ-{{CHU_VIET_TAT_CQ_BAN_HANH}}</w:t>
             </w:r>
           </w:p>
         </w:tc>
@@ -267,7 +243,7 @@
                 <w:color w:val="000000"/>
                 <w:shd w:val="clear" w:color="auto" w:fill="auto"/>
               </w:rPr>
-              <w:pict w14:anchorId="733705E1">
+              <w:pict w14:anchorId="734FD018">
                 <v:line id="_x0000_s2051" alt="" style="position:absolute;left:0;text-align:left;z-index:1;mso-wrap-edited:f;mso-width-percent:0;mso-height-percent:0;mso-width-percent:0;mso-height-percent:0" from="69.2pt,.95pt" to="225.95pt,.95pt">
                   <w10:wrap type="square" side="right"/>
                 </v:line>
@@ -355,7 +331,7 @@
                 <w:color w:val="000000"/>
                 <w:lang w:val="vi-VN" w:eastAsia="vi-VN"/>
               </w:rPr>
-              <w:t xml:space="preserve"> {{THANG}}</w:t>
+              <w:t xml:space="preserve"> {THANG}}</w:t>
             </w:r>
             <w:r>
               <w:rPr>
@@ -452,7 +428,7 @@
           <w:sz w:val="28"/>
           <w:szCs w:val="28"/>
         </w:rPr>
-        <w:pict w14:anchorId="4DA30DB6">
+        <w:pict w14:anchorId="3F1FED2C">
           <v:line id="_x0000_s2050" alt="" style="position:absolute;left:0;text-align:left;z-index:3;mso-wrap-edited:f;mso-width-percent:0;mso-height-percent:0;mso-width-percent:0;mso-height-percent:0" from="200.85pt,4.1pt" to="265.35pt,4.1pt">
             <w10:wrap side="right"/>
           </v:line>
@@ -475,6 +451,18 @@
           <w:lang w:eastAsia="vi-VN"/>
         </w:rPr>
       </w:pPr>
+      <w:r>
+        <w:rPr>
+          <w:rStyle w:val="CharChar2"/>
+          <w:rFonts w:ascii="Times New Roman" w:hAnsi="Times New Roman"/>
+          <w:b w:val="0"/>
+          <w:color w:val="000000"/>
+          <w:sz w:val="28"/>
+          <w:szCs w:val="28"/>
+          <w:lang w:eastAsia="vi-VN"/>
+        </w:rPr>
+        <w:tab/>
+      </w:r>
       <w:r>
         <w:rPr>
           <w:rStyle w:val="CharChar2"/>
@@ -668,7 +656,7 @@
       </w:tblPr>
       <w:tblGrid>
         <w:gridCol w:w="5410"/>
-        <w:gridCol w:w="4053"/>
+        <w:gridCol w:w="5589"/>
       </w:tblGrid>
       <w:tr>
         <w:tc>
@@ -682,12 +670,16 @@
               <w:spacing w:line="390" w:lineRule="exact"/>
               <w:ind w:firstLine="0"/>
               <w:rPr>
+                <w:b w:val="0"/>
+                <w:bCs w:val="0"/>
                 <w:color w:val="000000"/>
               </w:rPr>
             </w:pPr>
             <w:r>
               <w:rPr>
                 <w:rStyle w:val="Bodytext20"/>
+                <w:b/>
+                <w:bCs/>
                 <w:i/>
                 <w:iCs/>
                 <w:color w:val="000000"/>
@@ -824,11 +816,6 @@
                 <w:color w:val="000000"/>
                 <w:lang w:val="vi-VN"/>
               </w:rPr>
-            </w:r>
-            <w:r>
-              <w:rPr>
-                <w:b/>
-              </w:rPr>
               <w:t>{{QUYEN_HAN_CHUC_VU_NGUOI_KY}}</w:t>
             </w:r>
           </w:p>
@@ -839,49 +826,10 @@
               <w:ind w:firstLine="459"/>
               <w:jc w:val="center"/>
               <w:rPr>
-                <w:b/>
+                <w:rStyle w:val="Heading20"/>
+                <w:bCs w:val="0"/>
                 <w:color w:val="000000"/>
-                <w:lang w:val="vi-VN"/>
-              </w:rPr>
-            </w:pPr>
-            <w:r>
-              <w:rPr>
-                <w:b/>
-                <w:color w:val="000000"/>
-                <w:lang w:val="vi-VN"/>
-              </w:rPr>
-            </w:r>
-          </w:p>
-          <w:p>
-            <w:pPr>
-              <w:pStyle w:val="BodyText"/>
-              <w:widowControl w:val="0"/>
-              <w:spacing w:line="390" w:lineRule="exact"/>
-              <w:ind w:firstLine="459"/>
-              <w:jc w:val="center"/>
-              <w:rPr>
-                <w:rFonts w:ascii="Times New Roman" w:hAnsi="Times New Roman"/>
-                <w:b w:val="0"/>
-                <w:color w:val="000000"/>
-                <w:sz w:val="28"/>
-                <w:szCs w:val="28"/>
-                <w:lang w:val="vi-VN"/>
-              </w:rPr>
-            </w:pPr>
-          </w:p>
-          <w:p>
-            <w:pPr>
-              <w:pStyle w:val="BodyText"/>
-              <w:widowControl w:val="0"/>
-              <w:spacing w:line="390" w:lineRule="exact"/>
-              <w:ind w:firstLine="459"/>
-              <w:jc w:val="center"/>
-              <w:rPr>
-                <w:rFonts w:ascii="Times New Roman" w:hAnsi="Times New Roman"/>
-                <w:b w:val="0"/>
-                <w:color w:val="000000"/>
-                <w:sz w:val="28"/>
-                <w:szCs w:val="28"/>
+                <w:shd w:val="clear" w:color="auto" w:fill="auto"/>
                 <w:lang w:val="vi-VN"/>
               </w:rPr>
             </w:pPr>
@@ -894,10 +842,22 @@
               <w:jc w:val="center"/>
               <w:rPr>
                 <w:rStyle w:val="Heading20"/>
-                <w:b w:val="0"/>
+                <w:lang w:val="vi-VN"/>
+              </w:rPr>
+            </w:pPr>
+          </w:p>
+          <w:p>
+            <w:pPr>
+              <w:widowControl w:val="0"/>
+              <w:spacing w:line="390" w:lineRule="exact"/>
+              <w:ind w:firstLine="459"/>
+              <w:jc w:val="center"/>
+              <w:rPr>
+                <w:rStyle w:val="Heading20"/>
                 <w:bCs w:val="0"/>
                 <w:color w:val="000000"/>
-                <w:lang w:eastAsia="vi-VN"/>
+                <w:shd w:val="clear" w:color="auto" w:fill="auto"/>
+                <w:lang w:val="vi-VN"/>
               </w:rPr>
             </w:pPr>
           </w:p>
@@ -1012,6 +972,27 @@
     </w:p>
     <w:p>
       <w:pPr>
+        <w:pStyle w:val="Footnote"/>
+        <w:widowControl w:val="0"/>
+        <w:tabs>
+          <w:tab w:val="left" w:pos="3432"/>
+        </w:tabs>
+        <w:spacing w:before="0" w:line="390" w:lineRule="exact"/>
+        <w:ind w:left="0" w:firstLine="0"/>
+        <w:rPr>
+          <w:rStyle w:val="Footnote0"/>
+          <w:bCs/>
+          <w:i/>
+          <w:iCs/>
+          <w:color w:val="000000"/>
+          <w:sz w:val="28"/>
+          <w:szCs w:val="28"/>
+          <w:lang w:eastAsia="vi-VN"/>
+        </w:rPr>
+      </w:pPr>
+    </w:p>
+    <w:p>
+      <w:pPr>
         <w:pStyle w:val="BodyText"/>
         <w:widowControl w:val="0"/>
         <w:spacing w:line="320" w:lineRule="exact"/>
@@ -1022,7 +1003,7 @@
           <w:b w:val="0"/>
           <w:color w:val="000000"/>
           <w:szCs w:val="24"/>
-          <w:lang w:val="vi-VN" w:eastAsia="vi-VN"/>
+          <w:lang w:eastAsia="vi-VN"/>
         </w:rPr>
       </w:pPr>
     </w:p>
@@ -1557,7 +1538,7 @@
     <w:nsid w:val="0BED2449"/>
     <w:multiLevelType w:val="hybridMultilevel"/>
     <w:tmpl w:val="913AEA02"/>
-    <w:lvl w:ilvl="0" w:tplc="D2768212">
+    <w:lvl w:ilvl="0" w:tplc="358A38C2">
       <w:start w:val="2"/>
       <w:numFmt w:val="bullet"/>
       <w:pStyle w:val="Cancu"/>
@@ -1570,7 +1551,7 @@
         <w:rFonts w:ascii="Times New Roman" w:eastAsia="Times New Roman" w:hAnsi="Times New Roman" w:cs="Times New Roman" w:hint="default"/>
       </w:rPr>
     </w:lvl>
-    <w:lvl w:ilvl="1" w:tplc="85DE02DE" w:tentative="1">
+    <w:lvl w:ilvl="1" w:tplc="C76E47FA" w:tentative="1">
       <w:start w:val="1"/>
       <w:numFmt w:val="bullet"/>
       <w:lvlText w:val="o"/>
@@ -1582,7 +1563,7 @@
         <w:rFonts w:ascii="Courier New" w:hAnsi="Courier New" w:cs="Courier New" w:hint="default"/>
       </w:rPr>
     </w:lvl>
-    <w:lvl w:ilvl="2" w:tplc="785E198C" w:tentative="1">
+    <w:lvl w:ilvl="2" w:tplc="ABEC0910" w:tentative="1">
       <w:start w:val="1"/>
       <w:numFmt w:val="bullet"/>
       <w:lvlText w:val=""/>
@@ -1594,7 +1575,7 @@
         <w:rFonts w:ascii="Wingdings" w:hAnsi="Wingdings" w:hint="default"/>
       </w:rPr>
     </w:lvl>
-    <w:lvl w:ilvl="3" w:tplc="9676CB0A" w:tentative="1">
+    <w:lvl w:ilvl="3" w:tplc="F9B650B4" w:tentative="1">
       <w:start w:val="1"/>
       <w:numFmt w:val="bullet"/>
       <w:lvlText w:val=""/>
@@ -1606,7 +1587,7 @@
         <w:rFonts w:ascii="Symbol" w:hAnsi="Symbol" w:hint="default"/>
       </w:rPr>
     </w:lvl>
-    <w:lvl w:ilvl="4" w:tplc="DD84C568" w:tentative="1">
+    <w:lvl w:ilvl="4" w:tplc="7B62D9D2" w:tentative="1">
       <w:start w:val="1"/>
       <w:numFmt w:val="bullet"/>
       <w:lvlText w:val="o"/>
@@ -1618,7 +1599,7 @@
         <w:rFonts w:ascii="Courier New" w:hAnsi="Courier New" w:cs="Courier New" w:hint="default"/>
       </w:rPr>
     </w:lvl>
-    <w:lvl w:ilvl="5" w:tplc="BA92FE22" w:tentative="1">
+    <w:lvl w:ilvl="5" w:tplc="0F9E793C" w:tentative="1">
       <w:start w:val="1"/>
       <w:numFmt w:val="bullet"/>
       <w:lvlText w:val=""/>
@@ -1630,7 +1611,7 @@
         <w:rFonts w:ascii="Wingdings" w:hAnsi="Wingdings" w:hint="default"/>
       </w:rPr>
     </w:lvl>
-    <w:lvl w:ilvl="6" w:tplc="1FB23922" w:tentative="1">
+    <w:lvl w:ilvl="6" w:tplc="71262B8E" w:tentative="1">
       <w:start w:val="1"/>
       <w:numFmt w:val="bullet"/>
       <w:lvlText w:val=""/>
@@ -1642,7 +1623,7 @@
         <w:rFonts w:ascii="Symbol" w:hAnsi="Symbol" w:hint="default"/>
       </w:rPr>
     </w:lvl>
-    <w:lvl w:ilvl="7" w:tplc="3DFA26C6" w:tentative="1">
+    <w:lvl w:ilvl="7" w:tplc="4356A2AE" w:tentative="1">
       <w:start w:val="1"/>
       <w:numFmt w:val="bullet"/>
       <w:lvlText w:val="o"/>
@@ -1654,7 +1635,7 @@
         <w:rFonts w:ascii="Courier New" w:hAnsi="Courier New" w:cs="Courier New" w:hint="default"/>
       </w:rPr>
     </w:lvl>
-    <w:lvl w:ilvl="8" w:tplc="D57814BC" w:tentative="1">
+    <w:lvl w:ilvl="8" w:tplc="650843F0" w:tentative="1">
       <w:start w:val="1"/>
       <w:numFmt w:val="bullet"/>
       <w:lvlText w:val=""/>
@@ -1812,7 +1793,7 @@
     <w:nsid w:val="10F664EF"/>
     <w:multiLevelType w:val="hybridMultilevel"/>
     <w:tmpl w:val="B9EE9384"/>
-    <w:lvl w:ilvl="0" w:tplc="5FCA6640">
+    <w:lvl w:ilvl="0" w:tplc="BFAA95CA">
       <w:start w:val="1"/>
       <w:numFmt w:val="lowerLetter"/>
       <w:pStyle w:val="NumberedParagraph-BulletelistLeft0Firstline0"/>
@@ -1828,7 +1809,7 @@
         <w:rFonts w:hint="default"/>
       </w:rPr>
     </w:lvl>
-    <w:lvl w:ilvl="1" w:tplc="FAB0D09A">
+    <w:lvl w:ilvl="1" w:tplc="CEBEF0A6">
       <w:start w:val="1"/>
       <w:numFmt w:val="decimal"/>
       <w:lvlText w:val="%2."/>
@@ -1843,7 +1824,7 @@
         <w:rFonts w:hint="default"/>
       </w:rPr>
     </w:lvl>
-    <w:lvl w:ilvl="2" w:tplc="5072B022">
+    <w:lvl w:ilvl="2" w:tplc="D590832A">
       <w:start w:val="1"/>
       <w:numFmt w:val="lowerRoman"/>
       <w:lvlText w:val="%3."/>
@@ -1855,7 +1836,7 @@
         <w:ind w:left="1298" w:hanging="180"/>
       </w:pPr>
     </w:lvl>
-    <w:lvl w:ilvl="3" w:tplc="9E5EF186" w:tentative="1">
+    <w:lvl w:ilvl="3" w:tplc="78527D8A" w:tentative="1">
       <w:start w:val="1"/>
       <w:numFmt w:val="decimal"/>
       <w:lvlText w:val="%4."/>
@@ -1867,7 +1848,7 @@
         <w:ind w:left="2018" w:hanging="360"/>
       </w:pPr>
     </w:lvl>
-    <w:lvl w:ilvl="4" w:tplc="6926508A" w:tentative="1">
+    <w:lvl w:ilvl="4" w:tplc="81120A6E" w:tentative="1">
       <w:start w:val="1"/>
       <w:numFmt w:val="lowerLetter"/>
       <w:lvlText w:val="%5."/>
@@ -1879,7 +1860,7 @@
         <w:ind w:left="2738" w:hanging="360"/>
       </w:pPr>
     </w:lvl>
-    <w:lvl w:ilvl="5" w:tplc="40B4B874" w:tentative="1">
+    <w:lvl w:ilvl="5" w:tplc="810C460A" w:tentative="1">
       <w:start w:val="1"/>
       <w:numFmt w:val="lowerRoman"/>
       <w:lvlText w:val="%6."/>
@@ -1891,7 +1872,7 @@
         <w:ind w:left="3458" w:hanging="180"/>
       </w:pPr>
     </w:lvl>
-    <w:lvl w:ilvl="6" w:tplc="E77AE4F4" w:tentative="1">
+    <w:lvl w:ilvl="6" w:tplc="38C66F6C" w:tentative="1">
       <w:start w:val="1"/>
       <w:numFmt w:val="decimal"/>
       <w:lvlText w:val="%7."/>
@@ -1903,7 +1884,7 @@
         <w:ind w:left="4178" w:hanging="360"/>
       </w:pPr>
     </w:lvl>
-    <w:lvl w:ilvl="7" w:tplc="ECB22B46" w:tentative="1">
+    <w:lvl w:ilvl="7" w:tplc="1C8ED272" w:tentative="1">
       <w:start w:val="1"/>
       <w:numFmt w:val="lowerLetter"/>
       <w:lvlText w:val="%8."/>
@@ -1915,7 +1896,7 @@
         <w:ind w:left="4898" w:hanging="360"/>
       </w:pPr>
     </w:lvl>
-    <w:lvl w:ilvl="8" w:tplc="8CF29156" w:tentative="1">
+    <w:lvl w:ilvl="8" w:tplc="FF3ADDF4" w:tentative="1">
       <w:start w:val="1"/>
       <w:numFmt w:val="lowerRoman"/>
       <w:lvlText w:val="%9."/>
@@ -1932,7 +1913,7 @@
     <w:nsid w:val="159D5F22"/>
     <w:multiLevelType w:val="hybridMultilevel"/>
     <w:tmpl w:val="2CDEBB7E"/>
-    <w:lvl w:ilvl="0" w:tplc="32CE89BE">
+    <w:lvl w:ilvl="0" w:tplc="6C6A86E4">
       <w:start w:val="2"/>
       <w:numFmt w:val="bullet"/>
       <w:pStyle w:val="Tiep1"/>
@@ -1948,7 +1929,7 @@
         <w:rFonts w:ascii="Symbol" w:eastAsia="Times New Roman" w:hAnsi="Symbol" w:cs="Times New Roman" w:hint="default"/>
       </w:rPr>
     </w:lvl>
-    <w:lvl w:ilvl="1" w:tplc="B470D6B2">
+    <w:lvl w:ilvl="1" w:tplc="832EEAB8">
       <w:start w:val="2"/>
       <w:numFmt w:val="decimal"/>
       <w:lvlText w:val="%2.."/>
@@ -1964,7 +1945,7 @@
         <w:i w:val="0"/>
       </w:rPr>
     </w:lvl>
-    <w:lvl w:ilvl="2" w:tplc="EC7AB0CC" w:tentative="1">
+    <w:lvl w:ilvl="2" w:tplc="362489D8" w:tentative="1">
       <w:start w:val="1"/>
       <w:numFmt w:val="bullet"/>
       <w:lvlText w:val=""/>
@@ -1979,7 +1960,7 @@
         <w:rFonts w:ascii="Wingdings" w:hAnsi="Wingdings" w:hint="default"/>
       </w:rPr>
     </w:lvl>
-    <w:lvl w:ilvl="3" w:tplc="27C65F4C" w:tentative="1">
+    <w:lvl w:ilvl="3" w:tplc="A978C99E" w:tentative="1">
       <w:start w:val="1"/>
       <w:numFmt w:val="bullet"/>
       <w:lvlText w:val=""/>
@@ -1994,7 +1975,7 @@
         <w:rFonts w:ascii="Symbol" w:hAnsi="Symbol" w:hint="default"/>
       </w:rPr>
     </w:lvl>
-    <w:lvl w:ilvl="4" w:tplc="805E1A24" w:tentative="1">
+    <w:lvl w:ilvl="4" w:tplc="3BFA77C8" w:tentative="1">
       <w:start w:val="1"/>
       <w:numFmt w:val="bullet"/>
       <w:lvlText w:val="o"/>
@@ -2009,7 +1990,7 @@
         <w:rFonts w:ascii="Courier New" w:hAnsi="Courier New" w:cs="Courier New" w:hint="default"/>
       </w:rPr>
     </w:lvl>
-    <w:lvl w:ilvl="5" w:tplc="387A03BA" w:tentative="1">
+    <w:lvl w:ilvl="5" w:tplc="D6088116" w:tentative="1">
       <w:start w:val="1"/>
       <w:numFmt w:val="bullet"/>
       <w:lvlText w:val=""/>
@@ -2024,7 +2005,7 @@
         <w:rFonts w:ascii="Wingdings" w:hAnsi="Wingdings" w:hint="default"/>
       </w:rPr>
     </w:lvl>
-    <w:lvl w:ilvl="6" w:tplc="49A48B3A">
+    <w:lvl w:ilvl="6" w:tplc="A38CCF4E">
       <w:start w:val="1"/>
       <w:numFmt w:val="bullet"/>
       <w:lvlText w:val=""/>
@@ -2039,7 +2020,7 @@
         <w:rFonts w:ascii="Symbol" w:hAnsi="Symbol" w:hint="default"/>
       </w:rPr>
     </w:lvl>
-    <w:lvl w:ilvl="7" w:tplc="C6D6B772" w:tentative="1">
+    <w:lvl w:ilvl="7" w:tplc="957C5DC8" w:tentative="1">
       <w:start w:val="1"/>
       <w:numFmt w:val="bullet"/>
       <w:lvlText w:val="o"/>
@@ -2054,7 +2035,7 @@
         <w:rFonts w:ascii="Courier New" w:hAnsi="Courier New" w:cs="Courier New" w:hint="default"/>
       </w:rPr>
     </w:lvl>
-    <w:lvl w:ilvl="8" w:tplc="2CBA26F0" w:tentative="1">
+    <w:lvl w:ilvl="8" w:tplc="40DCCD42" w:tentative="1">
       <w:start w:val="1"/>
       <w:numFmt w:val="bullet"/>
       <w:lvlText w:val=""/>
@@ -2074,7 +2055,7 @@
     <w:nsid w:val="2CE62E64"/>
     <w:multiLevelType w:val="hybridMultilevel"/>
     <w:tmpl w:val="56883B02"/>
-    <w:lvl w:ilvl="0" w:tplc="63AC12B6">
+    <w:lvl w:ilvl="0" w:tplc="F55C69A6">
       <w:start w:val="1"/>
       <w:numFmt w:val="decimal"/>
       <w:lvlText w:val="%1."/>
@@ -2089,7 +2070,7 @@
         <w:rFonts w:hint="default"/>
       </w:rPr>
     </w:lvl>
-    <w:lvl w:ilvl="1" w:tplc="0F5A4F60">
+    <w:lvl w:ilvl="1" w:tplc="75025FD0">
       <w:start w:val="1"/>
       <w:numFmt w:val="bullet"/>
       <w:pStyle w:val="d"/>
@@ -2105,7 +2086,7 @@
         <w:rFonts w:ascii="Wingdings" w:hAnsi="Wingdings" w:hint="default"/>
       </w:rPr>
     </w:lvl>
-    <w:lvl w:ilvl="2" w:tplc="A16E8A9C" w:tentative="1">
+    <w:lvl w:ilvl="2" w:tplc="20829FC8" w:tentative="1">
       <w:start w:val="1"/>
       <w:numFmt w:val="lowerRoman"/>
       <w:lvlText w:val="%3."/>
@@ -2117,7 +2098,7 @@
         <w:ind w:left="2160" w:hanging="180"/>
       </w:pPr>
     </w:lvl>
-    <w:lvl w:ilvl="3" w:tplc="2B34DF52" w:tentative="1">
+    <w:lvl w:ilvl="3" w:tplc="62D29510" w:tentative="1">
       <w:start w:val="1"/>
       <w:numFmt w:val="decimal"/>
       <w:lvlText w:val="%4."/>
@@ -2129,7 +2110,7 @@
         <w:ind w:left="2880" w:hanging="360"/>
       </w:pPr>
     </w:lvl>
-    <w:lvl w:ilvl="4" w:tplc="DBDC2BC0" w:tentative="1">
+    <w:lvl w:ilvl="4" w:tplc="F90A9B4A" w:tentative="1">
       <w:start w:val="1"/>
       <w:numFmt w:val="lowerLetter"/>
       <w:lvlText w:val="%5."/>
@@ -2141,7 +2122,7 @@
         <w:ind w:left="3600" w:hanging="360"/>
       </w:pPr>
     </w:lvl>
-    <w:lvl w:ilvl="5" w:tplc="DD00D2FA" w:tentative="1">
+    <w:lvl w:ilvl="5" w:tplc="EE222274" w:tentative="1">
       <w:start w:val="1"/>
       <w:numFmt w:val="lowerRoman"/>
       <w:lvlText w:val="%6."/>
@@ -2153,7 +2134,7 @@
         <w:ind w:left="4320" w:hanging="180"/>
       </w:pPr>
     </w:lvl>
-    <w:lvl w:ilvl="6" w:tplc="7B26E1E6" w:tentative="1">
+    <w:lvl w:ilvl="6" w:tplc="24AEA478" w:tentative="1">
       <w:start w:val="1"/>
       <w:numFmt w:val="decimal"/>
       <w:lvlText w:val="%7."/>
@@ -2165,7 +2146,7 @@
         <w:ind w:left="5040" w:hanging="360"/>
       </w:pPr>
     </w:lvl>
-    <w:lvl w:ilvl="7" w:tplc="C71AB954" w:tentative="1">
+    <w:lvl w:ilvl="7" w:tplc="FE2EC884" w:tentative="1">
       <w:start w:val="1"/>
       <w:numFmt w:val="lowerLetter"/>
       <w:lvlText w:val="%8."/>
@@ -2177,7 +2158,7 @@
         <w:ind w:left="5760" w:hanging="360"/>
       </w:pPr>
     </w:lvl>
-    <w:lvl w:ilvl="8" w:tplc="78642DBE" w:tentative="1">
+    <w:lvl w:ilvl="8" w:tplc="E604CBCC" w:tentative="1">
       <w:start w:val="1"/>
       <w:numFmt w:val="lowerRoman"/>
       <w:lvlText w:val="%9."/>
@@ -2308,7 +2289,7 @@
     <w:nsid w:val="380430B4"/>
     <w:multiLevelType w:val="hybridMultilevel"/>
     <w:tmpl w:val="074C2CDC"/>
-    <w:lvl w:ilvl="0" w:tplc="CD4A0B00">
+    <w:lvl w:ilvl="0" w:tplc="E42CF44A">
       <w:start w:val="1"/>
       <w:numFmt w:val="decimal"/>
       <w:pStyle w:val="Khoandanhso"/>
@@ -2324,7 +2305,7 @@
         <w:i w:val="0"/>
       </w:rPr>
     </w:lvl>
-    <w:lvl w:ilvl="1" w:tplc="4928DD9C">
+    <w:lvl w:ilvl="1" w:tplc="56A21D08">
       <w:start w:val="1"/>
       <w:numFmt w:val="lowerLetter"/>
       <w:lvlText w:val="%2."/>
@@ -2333,7 +2314,7 @@
         <w:ind w:left="1880" w:hanging="360"/>
       </w:pPr>
     </w:lvl>
-    <w:lvl w:ilvl="2" w:tplc="569066F0" w:tentative="1">
+    <w:lvl w:ilvl="2" w:tplc="16F868A4" w:tentative="1">
       <w:start w:val="1"/>
       <w:numFmt w:val="lowerRoman"/>
       <w:lvlText w:val="%3."/>
@@ -2342,7 +2323,7 @@
         <w:ind w:left="2600" w:hanging="180"/>
       </w:pPr>
     </w:lvl>
-    <w:lvl w:ilvl="3" w:tplc="7CB46786" w:tentative="1">
+    <w:lvl w:ilvl="3" w:tplc="D0807E38" w:tentative="1">
       <w:start w:val="1"/>
       <w:numFmt w:val="decimal"/>
       <w:lvlText w:val="%4."/>
@@ -2351,7 +2332,7 @@
         <w:ind w:left="3320" w:hanging="360"/>
       </w:pPr>
     </w:lvl>
-    <w:lvl w:ilvl="4" w:tplc="EE6EA504" w:tentative="1">
+    <w:lvl w:ilvl="4" w:tplc="935CB7D6" w:tentative="1">
       <w:start w:val="1"/>
       <w:numFmt w:val="lowerLetter"/>
       <w:lvlText w:val="%5."/>
@@ -2360,7 +2341,7 @@
         <w:ind w:left="4040" w:hanging="360"/>
       </w:pPr>
     </w:lvl>
-    <w:lvl w:ilvl="5" w:tplc="1F4AC2D6" w:tentative="1">
+    <w:lvl w:ilvl="5" w:tplc="17044258" w:tentative="1">
       <w:start w:val="1"/>
       <w:numFmt w:val="lowerRoman"/>
       <w:lvlText w:val="%6."/>
@@ -2369,7 +2350,7 @@
         <w:ind w:left="4760" w:hanging="180"/>
       </w:pPr>
     </w:lvl>
-    <w:lvl w:ilvl="6" w:tplc="258CDAD6" w:tentative="1">
+    <w:lvl w:ilvl="6" w:tplc="8C7E63B4" w:tentative="1">
       <w:start w:val="1"/>
       <w:numFmt w:val="decimal"/>
       <w:lvlText w:val="%7."/>
@@ -2378,7 +2359,7 @@
         <w:ind w:left="5480" w:hanging="360"/>
       </w:pPr>
     </w:lvl>
-    <w:lvl w:ilvl="7" w:tplc="D474E564" w:tentative="1">
+    <w:lvl w:ilvl="7" w:tplc="83887178" w:tentative="1">
       <w:start w:val="1"/>
       <w:numFmt w:val="lowerLetter"/>
       <w:lvlText w:val="%8."/>
@@ -2387,7 +2368,7 @@
         <w:ind w:left="6200" w:hanging="360"/>
       </w:pPr>
     </w:lvl>
-    <w:lvl w:ilvl="8" w:tplc="E0000E44" w:tentative="1">
+    <w:lvl w:ilvl="8" w:tplc="93548FE8" w:tentative="1">
       <w:start w:val="1"/>
       <w:numFmt w:val="lowerRoman"/>
       <w:lvlText w:val="%9."/>
@@ -2401,7 +2382,7 @@
     <w:nsid w:val="39221A3B"/>
     <w:multiLevelType w:val="hybridMultilevel"/>
     <w:tmpl w:val="A3B628BA"/>
-    <w:lvl w:ilvl="0" w:tplc="9B8A89C8">
+    <w:lvl w:ilvl="0" w:tplc="050846BE">
       <w:start w:val="1"/>
       <w:numFmt w:val="decimal"/>
       <w:pStyle w:val="ListNumber1"/>
@@ -2417,7 +2398,7 @@
         <w:rFonts w:cs="Times New Roman"/>
       </w:rPr>
     </w:lvl>
-    <w:lvl w:ilvl="1" w:tplc="1F4C110E">
+    <w:lvl w:ilvl="1" w:tplc="71EABA60">
       <w:start w:val="1"/>
       <w:numFmt w:val="lowerLetter"/>
       <w:lvlText w:val="%2."/>
@@ -2432,7 +2413,7 @@
         <w:rFonts w:cs="Times New Roman"/>
       </w:rPr>
     </w:lvl>
-    <w:lvl w:ilvl="2" w:tplc="8C8EC8FE">
+    <w:lvl w:ilvl="2" w:tplc="685893FE">
       <w:start w:val="3"/>
       <w:numFmt w:val="lowerLetter"/>
       <w:lvlText w:val="%3)"/>
@@ -2447,7 +2428,7 @@
         <w:rFonts w:cs="Times New Roman" w:hint="default"/>
       </w:rPr>
     </w:lvl>
-    <w:lvl w:ilvl="3" w:tplc="6CDC9AE8">
+    <w:lvl w:ilvl="3" w:tplc="03D2E88C">
       <w:start w:val="1"/>
       <w:numFmt w:val="decimal"/>
       <w:lvlText w:val="%4."/>
@@ -2462,7 +2443,7 @@
         <w:rFonts w:cs="Times New Roman"/>
       </w:rPr>
     </w:lvl>
-    <w:lvl w:ilvl="4" w:tplc="315A9D3A">
+    <w:lvl w:ilvl="4" w:tplc="C098022C">
       <w:start w:val="1"/>
       <w:numFmt w:val="lowerLetter"/>
       <w:lvlText w:val="%5."/>
@@ -2477,7 +2458,7 @@
         <w:rFonts w:cs="Times New Roman"/>
       </w:rPr>
     </w:lvl>
-    <w:lvl w:ilvl="5" w:tplc="327655B8">
+    <w:lvl w:ilvl="5" w:tplc="AEA8D662">
       <w:start w:val="1"/>
       <w:numFmt w:val="lowerRoman"/>
       <w:lvlText w:val="%6."/>
@@ -2492,7 +2473,7 @@
         <w:rFonts w:cs="Times New Roman"/>
       </w:rPr>
     </w:lvl>
-    <w:lvl w:ilvl="6" w:tplc="DFB82548">
+    <w:lvl w:ilvl="6" w:tplc="E6864070">
       <w:start w:val="1"/>
       <w:numFmt w:val="decimal"/>
       <w:lvlText w:val="%7."/>
@@ -2507,7 +2488,7 @@
         <w:rFonts w:cs="Times New Roman"/>
       </w:rPr>
     </w:lvl>
-    <w:lvl w:ilvl="7" w:tplc="C3E82778">
+    <w:lvl w:ilvl="7" w:tplc="5922CAEE">
       <w:start w:val="1"/>
       <w:numFmt w:val="lowerLetter"/>
       <w:lvlText w:val="%8."/>
@@ -2522,7 +2503,7 @@
         <w:rFonts w:cs="Times New Roman"/>
       </w:rPr>
     </w:lvl>
-    <w:lvl w:ilvl="8" w:tplc="8C668EBA">
+    <w:lvl w:ilvl="8" w:tplc="9C340E30">
       <w:start w:val="1"/>
       <w:numFmt w:val="lowerRoman"/>
       <w:lvlText w:val="%9."/>
@@ -2542,7 +2523,7 @@
     <w:nsid w:val="47C04BA5"/>
     <w:multiLevelType w:val="hybridMultilevel"/>
     <w:tmpl w:val="C47EB15A"/>
-    <w:lvl w:ilvl="0" w:tplc="40D0CED6">
+    <w:lvl w:ilvl="0" w:tplc="C78CC15A">
       <w:start w:val="1"/>
       <w:numFmt w:val="upperLetter"/>
       <w:pStyle w:val="Point"/>
@@ -2555,7 +2536,7 @@
         <w:rFonts w:hint="default"/>
       </w:rPr>
     </w:lvl>
-    <w:lvl w:ilvl="1" w:tplc="69C07358" w:tentative="1">
+    <w:lvl w:ilvl="1" w:tplc="29340774" w:tentative="1">
       <w:start w:val="1"/>
       <w:numFmt w:val="lowerLetter"/>
       <w:lvlText w:val="%2."/>
@@ -2564,7 +2545,7 @@
         <w:ind w:left="1800" w:hanging="360"/>
       </w:pPr>
     </w:lvl>
-    <w:lvl w:ilvl="2" w:tplc="78C21A2A" w:tentative="1">
+    <w:lvl w:ilvl="2" w:tplc="6220CC76" w:tentative="1">
       <w:start w:val="1"/>
       <w:numFmt w:val="lowerRoman"/>
       <w:lvlText w:val="%3."/>
@@ -2573,7 +2554,7 @@
         <w:ind w:left="2520" w:hanging="180"/>
       </w:pPr>
     </w:lvl>
-    <w:lvl w:ilvl="3" w:tplc="234A31DE" w:tentative="1">
+    <w:lvl w:ilvl="3" w:tplc="4C2A59C4" w:tentative="1">
       <w:start w:val="1"/>
       <w:numFmt w:val="decimal"/>
       <w:lvlText w:val="%4."/>
@@ -2582,7 +2563,7 @@
         <w:ind w:left="3240" w:hanging="360"/>
       </w:pPr>
     </w:lvl>
-    <w:lvl w:ilvl="4" w:tplc="9C168030" w:tentative="1">
+    <w:lvl w:ilvl="4" w:tplc="4DF62756" w:tentative="1">
       <w:start w:val="1"/>
       <w:numFmt w:val="lowerLetter"/>
       <w:lvlText w:val="%5."/>
@@ -2591,7 +2572,7 @@
         <w:ind w:left="3960" w:hanging="360"/>
       </w:pPr>
     </w:lvl>
-    <w:lvl w:ilvl="5" w:tplc="2C54D68C" w:tentative="1">
+    <w:lvl w:ilvl="5" w:tplc="7AFA3D22" w:tentative="1">
       <w:start w:val="1"/>
       <w:numFmt w:val="lowerRoman"/>
       <w:lvlText w:val="%6."/>
@@ -2600,7 +2581,7 @@
         <w:ind w:left="4680" w:hanging="180"/>
       </w:pPr>
     </w:lvl>
-    <w:lvl w:ilvl="6" w:tplc="34D4EFB8" w:tentative="1">
+    <w:lvl w:ilvl="6" w:tplc="A3CC69D0" w:tentative="1">
       <w:start w:val="1"/>
       <w:numFmt w:val="decimal"/>
       <w:lvlText w:val="%7."/>
@@ -2609,7 +2590,7 @@
         <w:ind w:left="5400" w:hanging="360"/>
       </w:pPr>
     </w:lvl>
-    <w:lvl w:ilvl="7" w:tplc="08620222" w:tentative="1">
+    <w:lvl w:ilvl="7" w:tplc="AA5C1FCA" w:tentative="1">
       <w:start w:val="1"/>
       <w:numFmt w:val="lowerLetter"/>
       <w:lvlText w:val="%8."/>
@@ -2618,7 +2599,7 @@
         <w:ind w:left="6120" w:hanging="360"/>
       </w:pPr>
     </w:lvl>
-    <w:lvl w:ilvl="8" w:tplc="2E4ECAFA" w:tentative="1">
+    <w:lvl w:ilvl="8" w:tplc="CB8063B2" w:tentative="1">
       <w:start w:val="1"/>
       <w:numFmt w:val="lowerRoman"/>
       <w:lvlText w:val="%9."/>
@@ -2782,7 +2763,7 @@
     <w:nsid w:val="598876EA"/>
     <w:multiLevelType w:val="hybridMultilevel"/>
     <w:tmpl w:val="2848CE12"/>
-    <w:lvl w:ilvl="0" w:tplc="13FE3FEA">
+    <w:lvl w:ilvl="0" w:tplc="6200FDB8">
       <w:start w:val="1"/>
       <w:numFmt w:val="decimal"/>
       <w:pStyle w:val="a"/>
@@ -2799,7 +2780,7 @@
         <w:b w:val="0"/>
       </w:rPr>
     </w:lvl>
-    <w:lvl w:ilvl="1" w:tplc="6AD29980">
+    <w:lvl w:ilvl="1" w:tplc="1056F510">
       <w:numFmt w:val="none"/>
       <w:lvlText w:val=""/>
       <w:lvlJc w:val="left"/>
@@ -2809,7 +2790,7 @@
         </w:tabs>
       </w:pPr>
     </w:lvl>
-    <w:lvl w:ilvl="2" w:tplc="69267198">
+    <w:lvl w:ilvl="2" w:tplc="FCB4523C">
       <w:numFmt w:val="none"/>
       <w:lvlText w:val=""/>
       <w:lvlJc w:val="left"/>
@@ -2819,7 +2800,7 @@
         </w:tabs>
       </w:pPr>
     </w:lvl>
-    <w:lvl w:ilvl="3" w:tplc="54189228">
+    <w:lvl w:ilvl="3" w:tplc="44562952">
       <w:numFmt w:val="none"/>
       <w:lvlText w:val=""/>
       <w:lvlJc w:val="left"/>
@@ -2829,7 +2810,7 @@
         </w:tabs>
       </w:pPr>
     </w:lvl>
-    <w:lvl w:ilvl="4" w:tplc="7758E968">
+    <w:lvl w:ilvl="4" w:tplc="9C1EDBF0">
       <w:numFmt w:val="none"/>
       <w:lvlText w:val=""/>
       <w:lvlJc w:val="left"/>
@@ -2839,7 +2820,7 @@
         </w:tabs>
       </w:pPr>
     </w:lvl>
-    <w:lvl w:ilvl="5" w:tplc="FF9CA60C">
+    <w:lvl w:ilvl="5" w:tplc="1EFAA684">
       <w:numFmt w:val="none"/>
       <w:lvlText w:val=""/>
       <w:lvlJc w:val="left"/>
@@ -2849,7 +2830,7 @@
         </w:tabs>
       </w:pPr>
     </w:lvl>
-    <w:lvl w:ilvl="6" w:tplc="CAB87B04">
+    <w:lvl w:ilvl="6" w:tplc="CA96968E">
       <w:numFmt w:val="none"/>
       <w:lvlText w:val=""/>
       <w:lvlJc w:val="left"/>
@@ -2859,7 +2840,7 @@
         </w:tabs>
       </w:pPr>
     </w:lvl>
-    <w:lvl w:ilvl="7" w:tplc="C8446378">
+    <w:lvl w:ilvl="7" w:tplc="38FEE702">
       <w:numFmt w:val="none"/>
       <w:lvlText w:val=""/>
       <w:lvlJc w:val="left"/>
@@ -2869,7 +2850,7 @@
         </w:tabs>
       </w:pPr>
     </w:lvl>
-    <w:lvl w:ilvl="8" w:tplc="70FE431C">
+    <w:lvl w:ilvl="8" w:tplc="CB504CCA">
       <w:numFmt w:val="none"/>
       <w:lvlText w:val=""/>
       <w:lvlJc w:val="left"/>
@@ -2884,7 +2865,7 @@
     <w:nsid w:val="61170748"/>
     <w:multiLevelType w:val="hybridMultilevel"/>
     <w:tmpl w:val="028E8450"/>
-    <w:lvl w:ilvl="0" w:tplc="09A8ABE0">
+    <w:lvl w:ilvl="0" w:tplc="3048CB48">
       <w:start w:val="1"/>
       <w:numFmt w:val="decimal"/>
       <w:pStyle w:val="cacphanphuluc"/>
@@ -2898,7 +2879,7 @@
         <w:i w:val="0"/>
       </w:rPr>
     </w:lvl>
-    <w:lvl w:ilvl="1" w:tplc="1AB60614" w:tentative="1">
+    <w:lvl w:ilvl="1" w:tplc="0A7C9B1C" w:tentative="1">
       <w:start w:val="1"/>
       <w:numFmt w:val="lowerLetter"/>
       <w:lvlText w:val="%2."/>
@@ -2907,7 +2888,7 @@
         <w:ind w:left="1440" w:hanging="360"/>
       </w:pPr>
     </w:lvl>
-    <w:lvl w:ilvl="2" w:tplc="A260DCE4" w:tentative="1">
+    <w:lvl w:ilvl="2" w:tplc="F8183D10" w:tentative="1">
       <w:start w:val="1"/>
       <w:numFmt w:val="lowerRoman"/>
       <w:lvlText w:val="%3."/>
@@ -2916,7 +2897,7 @@
         <w:ind w:left="2160" w:hanging="180"/>
       </w:pPr>
     </w:lvl>
-    <w:lvl w:ilvl="3" w:tplc="C5FCC6F2" w:tentative="1">
+    <w:lvl w:ilvl="3" w:tplc="FBBAD3F4" w:tentative="1">
       <w:start w:val="1"/>
       <w:numFmt w:val="decimal"/>
       <w:lvlText w:val="%4."/>
@@ -2925,7 +2906,7 @@
         <w:ind w:left="2880" w:hanging="360"/>
       </w:pPr>
     </w:lvl>
-    <w:lvl w:ilvl="4" w:tplc="A7FE39A0" w:tentative="1">
+    <w:lvl w:ilvl="4" w:tplc="BECAC754" w:tentative="1">
       <w:start w:val="1"/>
       <w:numFmt w:val="lowerLetter"/>
       <w:lvlText w:val="%5."/>
@@ -2934,7 +2915,7 @@
         <w:ind w:left="3600" w:hanging="360"/>
       </w:pPr>
     </w:lvl>
-    <w:lvl w:ilvl="5" w:tplc="06BE0B7A" w:tentative="1">
+    <w:lvl w:ilvl="5" w:tplc="8FC4DF84" w:tentative="1">
       <w:start w:val="1"/>
       <w:numFmt w:val="lowerRoman"/>
       <w:lvlText w:val="%6."/>
@@ -2943,7 +2924,7 @@
         <w:ind w:left="4320" w:hanging="180"/>
       </w:pPr>
     </w:lvl>
-    <w:lvl w:ilvl="6" w:tplc="9E0A6C32" w:tentative="1">
+    <w:lvl w:ilvl="6" w:tplc="663EAF4A" w:tentative="1">
       <w:start w:val="1"/>
       <w:numFmt w:val="decimal"/>
       <w:lvlText w:val="%7."/>
@@ -2952,7 +2933,7 @@
         <w:ind w:left="5040" w:hanging="360"/>
       </w:pPr>
     </w:lvl>
-    <w:lvl w:ilvl="7" w:tplc="351CBF64" w:tentative="1">
+    <w:lvl w:ilvl="7" w:tplc="42B6C35A" w:tentative="1">
       <w:start w:val="1"/>
       <w:numFmt w:val="lowerLetter"/>
       <w:lvlText w:val="%8."/>
@@ -2961,7 +2942,7 @@
         <w:ind w:left="5760" w:hanging="360"/>
       </w:pPr>
     </w:lvl>
-    <w:lvl w:ilvl="8" w:tplc="0A000DA2" w:tentative="1">
+    <w:lvl w:ilvl="8" w:tplc="DE2AAAC8" w:tentative="1">
       <w:start w:val="1"/>
       <w:numFmt w:val="lowerRoman"/>
       <w:lvlText w:val="%9."/>
@@ -3508,7 +3489,7 @@
     <w:nsid w:val="6EDA6FA2"/>
     <w:multiLevelType w:val="hybridMultilevel"/>
     <w:tmpl w:val="DADE146A"/>
-    <w:lvl w:ilvl="0" w:tplc="3F2020AC">
+    <w:lvl w:ilvl="0" w:tplc="DE004CF4">
       <w:start w:val="1"/>
       <w:numFmt w:val="bullet"/>
       <w:pStyle w:val="Normal2-Bullet"/>
@@ -3524,7 +3505,7 @@
         <w:rFonts w:ascii="Times New Roman" w:hAnsi="Times New Roman" w:hint="default"/>
       </w:rPr>
     </w:lvl>
-    <w:lvl w:ilvl="1" w:tplc="CEC02BC8">
+    <w:lvl w:ilvl="1" w:tplc="C10C61BE">
       <w:start w:val="1"/>
       <w:numFmt w:val="bullet"/>
       <w:lvlText w:val="o"/>
@@ -3539,7 +3520,7 @@
         <w:rFonts w:ascii="Courier New" w:hAnsi="Courier New" w:hint="default"/>
       </w:rPr>
     </w:lvl>
-    <w:lvl w:ilvl="2" w:tplc="0EE23AC0">
+    <w:lvl w:ilvl="2" w:tplc="42FE6216">
       <w:start w:val="1"/>
       <w:numFmt w:val="bullet"/>
       <w:lvlText w:val=""/>
@@ -3554,7 +3535,7 @@
         <w:rFonts w:ascii="Times New Roman" w:hAnsi="Times New Roman" w:hint="default"/>
       </w:rPr>
     </w:lvl>
-    <w:lvl w:ilvl="3" w:tplc="58287BE4">
+    <w:lvl w:ilvl="3" w:tplc="569861D6">
       <w:start w:val="1"/>
       <w:numFmt w:val="bullet"/>
       <w:lvlText w:val=""/>
@@ -3569,7 +3550,7 @@
         <w:rFonts w:ascii="Times New Roman" w:hAnsi="Times New Roman" w:hint="default"/>
       </w:rPr>
     </w:lvl>
-    <w:lvl w:ilvl="4" w:tplc="70DAC7C4">
+    <w:lvl w:ilvl="4" w:tplc="AAB20314">
       <w:start w:val="1"/>
       <w:numFmt w:val="bullet"/>
       <w:lvlText w:val="o"/>
@@ -3584,7 +3565,7 @@
         <w:rFonts w:ascii="Courier New" w:hAnsi="Courier New" w:hint="default"/>
       </w:rPr>
     </w:lvl>
-    <w:lvl w:ilvl="5" w:tplc="1ECCECEE">
+    <w:lvl w:ilvl="5" w:tplc="89449762">
       <w:start w:val="1"/>
       <w:numFmt w:val="bullet"/>
       <w:lvlText w:val=""/>
@@ -3599,7 +3580,7 @@
         <w:rFonts w:ascii="Times New Roman" w:hAnsi="Times New Roman" w:hint="default"/>
       </w:rPr>
     </w:lvl>
-    <w:lvl w:ilvl="6" w:tplc="29BEEC12">
+    <w:lvl w:ilvl="6" w:tplc="38522F0E">
       <w:start w:val="1"/>
       <w:numFmt w:val="bullet"/>
       <w:lvlText w:val=""/>
@@ -3614,7 +3595,7 @@
         <w:rFonts w:ascii="Times New Roman" w:hAnsi="Times New Roman" w:hint="default"/>
       </w:rPr>
     </w:lvl>
-    <w:lvl w:ilvl="7" w:tplc="2E9451EA">
+    <w:lvl w:ilvl="7" w:tplc="B3B6D788">
       <w:start w:val="1"/>
       <w:numFmt w:val="bullet"/>
       <w:lvlText w:val="o"/>
@@ -3629,7 +3610,7 @@
         <w:rFonts w:ascii="Courier New" w:hAnsi="Courier New" w:hint="default"/>
       </w:rPr>
     </w:lvl>
-    <w:lvl w:ilvl="8" w:tplc="DE949918">
+    <w:lvl w:ilvl="8" w:tplc="3EE65B06">
       <w:start w:val="1"/>
       <w:numFmt w:val="bullet"/>
       <w:lvlText w:val=""/>
@@ -3649,7 +3630,7 @@
     <w:nsid w:val="70066612"/>
     <w:multiLevelType w:val="hybridMultilevel"/>
     <w:tmpl w:val="3E06D566"/>
-    <w:lvl w:ilvl="0" w:tplc="5C14EE7A">
+    <w:lvl w:ilvl="0" w:tplc="A114FB34">
       <w:start w:val="1"/>
       <w:numFmt w:val="decimal"/>
       <w:pStyle w:val="NumberedParagraph-6x9"/>
@@ -3667,7 +3648,7 @@
         <w:i w:val="0"/>
       </w:rPr>
     </w:lvl>
-    <w:lvl w:ilvl="1" w:tplc="7BA85504" w:tentative="1">
+    <w:lvl w:ilvl="1" w:tplc="A8984444" w:tentative="1">
       <w:start w:val="1"/>
       <w:numFmt w:val="lowerLetter"/>
       <w:lvlText w:val="%2."/>
@@ -3679,7 +3660,7 @@
         <w:ind w:left="1440" w:hanging="360"/>
       </w:pPr>
     </w:lvl>
-    <w:lvl w:ilvl="2" w:tplc="07361F1C" w:tentative="1">
+    <w:lvl w:ilvl="2" w:tplc="41BC1D88" w:tentative="1">
       <w:start w:val="1"/>
       <w:numFmt w:val="lowerRoman"/>
       <w:lvlText w:val="%3."/>
@@ -3691,7 +3672,7 @@
         <w:ind w:left="2160" w:hanging="180"/>
       </w:pPr>
     </w:lvl>
-    <w:lvl w:ilvl="3" w:tplc="CB0E558A" w:tentative="1">
+    <w:lvl w:ilvl="3" w:tplc="677EB10E" w:tentative="1">
       <w:start w:val="1"/>
       <w:numFmt w:val="decimal"/>
       <w:lvlText w:val="%4."/>
@@ -3703,7 +3684,7 @@
         <w:ind w:left="2880" w:hanging="360"/>
       </w:pPr>
     </w:lvl>
-    <w:lvl w:ilvl="4" w:tplc="EE2EEB10" w:tentative="1">
+    <w:lvl w:ilvl="4" w:tplc="13843726" w:tentative="1">
       <w:start w:val="1"/>
       <w:numFmt w:val="lowerLetter"/>
       <w:lvlText w:val="%5."/>
@@ -3715,7 +3696,7 @@
         <w:ind w:left="3600" w:hanging="360"/>
       </w:pPr>
     </w:lvl>
-    <w:lvl w:ilvl="5" w:tplc="5C0C934C" w:tentative="1">
+    <w:lvl w:ilvl="5" w:tplc="3296F27E" w:tentative="1">
       <w:start w:val="1"/>
       <w:numFmt w:val="lowerRoman"/>
       <w:lvlText w:val="%6."/>
@@ -3727,7 +3708,7 @@
         <w:ind w:left="4320" w:hanging="180"/>
       </w:pPr>
     </w:lvl>
-    <w:lvl w:ilvl="6" w:tplc="3912EC6C" w:tentative="1">
+    <w:lvl w:ilvl="6" w:tplc="76C86600" w:tentative="1">
       <w:start w:val="1"/>
       <w:numFmt w:val="decimal"/>
       <w:lvlText w:val="%7."/>
@@ -3739,7 +3720,7 @@
         <w:ind w:left="5040" w:hanging="360"/>
       </w:pPr>
     </w:lvl>
-    <w:lvl w:ilvl="7" w:tplc="B1F8F3F4" w:tentative="1">
+    <w:lvl w:ilvl="7" w:tplc="6594403A" w:tentative="1">
       <w:start w:val="1"/>
       <w:numFmt w:val="lowerLetter"/>
       <w:lvlText w:val="%8."/>
@@ -3751,7 +3732,7 @@
         <w:ind w:left="5760" w:hanging="360"/>
       </w:pPr>
     </w:lvl>
-    <w:lvl w:ilvl="8" w:tplc="976CADBC" w:tentative="1">
+    <w:lvl w:ilvl="8" w:tplc="7D48AE6E" w:tentative="1">
       <w:start w:val="1"/>
       <w:numFmt w:val="lowerRoman"/>
       <w:lvlText w:val="%9."/>
@@ -3769,7 +3750,7 @@
     <w:multiLevelType w:val="hybridMultilevel"/>
     <w:tmpl w:val="B4D61B06"/>
     <w:name w:val="WW8Num24"/>
-    <w:lvl w:ilvl="0" w:tplc="A36E37B6">
+    <w:lvl w:ilvl="0" w:tplc="353000BE">
       <w:start w:val="1"/>
       <w:numFmt w:val="decimal"/>
       <w:pStyle w:val="Mau"/>
@@ -3785,7 +3766,7 @@
         <w:i w:val="0"/>
       </w:rPr>
     </w:lvl>
-    <w:lvl w:ilvl="1" w:tplc="B046EF0C" w:tentative="1">
+    <w:lvl w:ilvl="1" w:tplc="F45292AC" w:tentative="1">
       <w:start w:val="1"/>
       <w:numFmt w:val="lowerLetter"/>
       <w:lvlText w:val="%2."/>
@@ -3794,7 +3775,7 @@
         <w:ind w:left="2007" w:hanging="360"/>
       </w:pPr>
     </w:lvl>
-    <w:lvl w:ilvl="2" w:tplc="63041008" w:tentative="1">
+    <w:lvl w:ilvl="2" w:tplc="51C8E79E" w:tentative="1">
       <w:start w:val="1"/>
       <w:numFmt w:val="lowerRoman"/>
       <w:lvlText w:val="%3."/>
@@ -3803,7 +3784,7 @@
         <w:ind w:left="2727" w:hanging="180"/>
       </w:pPr>
     </w:lvl>
-    <w:lvl w:ilvl="3" w:tplc="4E2A1C7A" w:tentative="1">
+    <w:lvl w:ilvl="3" w:tplc="177C6D9A" w:tentative="1">
       <w:start w:val="1"/>
       <w:numFmt w:val="decimal"/>
       <w:lvlText w:val="%4."/>
@@ -3812,7 +3793,7 @@
         <w:ind w:left="3447" w:hanging="360"/>
       </w:pPr>
     </w:lvl>
-    <w:lvl w:ilvl="4" w:tplc="CBFE76B0" w:tentative="1">
+    <w:lvl w:ilvl="4" w:tplc="43847A9C" w:tentative="1">
       <w:start w:val="1"/>
       <w:numFmt w:val="lowerLetter"/>
       <w:lvlText w:val="%5."/>
@@ -3821,7 +3802,7 @@
         <w:ind w:left="4167" w:hanging="360"/>
       </w:pPr>
     </w:lvl>
-    <w:lvl w:ilvl="5" w:tplc="A11066B2" w:tentative="1">
+    <w:lvl w:ilvl="5" w:tplc="265C2348" w:tentative="1">
       <w:start w:val="1"/>
       <w:numFmt w:val="lowerRoman"/>
       <w:lvlText w:val="%6."/>
@@ -3830,7 +3811,7 @@
         <w:ind w:left="4887" w:hanging="180"/>
       </w:pPr>
     </w:lvl>
-    <w:lvl w:ilvl="6" w:tplc="303617F4" w:tentative="1">
+    <w:lvl w:ilvl="6" w:tplc="06DC6184" w:tentative="1">
       <w:start w:val="1"/>
       <w:numFmt w:val="decimal"/>
       <w:lvlText w:val="%7."/>
@@ -3839,7 +3820,7 @@
         <w:ind w:left="5607" w:hanging="360"/>
       </w:pPr>
     </w:lvl>
-    <w:lvl w:ilvl="7" w:tplc="406E12CA" w:tentative="1">
+    <w:lvl w:ilvl="7" w:tplc="5D6C6530" w:tentative="1">
       <w:start w:val="1"/>
       <w:numFmt w:val="lowerLetter"/>
       <w:lvlText w:val="%8."/>
@@ -3848,7 +3829,7 @@
         <w:ind w:left="6327" w:hanging="360"/>
       </w:pPr>
     </w:lvl>
-    <w:lvl w:ilvl="8" w:tplc="2F10FA54" w:tentative="1">
+    <w:lvl w:ilvl="8" w:tplc="469C20A6" w:tentative="1">
       <w:start w:val="1"/>
       <w:numFmt w:val="lowerRoman"/>
       <w:lvlText w:val="%9."/>
@@ -3862,7 +3843,7 @@
     <w:nsid w:val="758D0666"/>
     <w:multiLevelType w:val="hybridMultilevel"/>
     <w:tmpl w:val="2EBE785A"/>
-    <w:lvl w:ilvl="0" w:tplc="34E835DE">
+    <w:lvl w:ilvl="0" w:tplc="AB9E3E96">
       <w:start w:val="1"/>
       <w:numFmt w:val="lowerLetter"/>
       <w:pStyle w:val="heading5"/>
@@ -3875,7 +3856,7 @@
         <w:rFonts w:hint="default"/>
       </w:rPr>
     </w:lvl>
-    <w:lvl w:ilvl="1" w:tplc="DD720A38" w:tentative="1">
+    <w:lvl w:ilvl="1" w:tplc="86AE21FC" w:tentative="1">
       <w:start w:val="1"/>
       <w:numFmt w:val="lowerLetter"/>
       <w:lvlText w:val="%2."/>
@@ -3884,7 +3865,7 @@
         <w:ind w:left="1800" w:hanging="360"/>
       </w:pPr>
     </w:lvl>
-    <w:lvl w:ilvl="2" w:tplc="4F6AEF54" w:tentative="1">
+    <w:lvl w:ilvl="2" w:tplc="4170CF1A" w:tentative="1">
       <w:start w:val="1"/>
       <w:numFmt w:val="lowerRoman"/>
       <w:lvlText w:val="%3."/>
@@ -3893,7 +3874,7 @@
         <w:ind w:left="2520" w:hanging="180"/>
       </w:pPr>
     </w:lvl>
-    <w:lvl w:ilvl="3" w:tplc="069E5818" w:tentative="1">
+    <w:lvl w:ilvl="3" w:tplc="D534B804" w:tentative="1">
       <w:start w:val="1"/>
       <w:numFmt w:val="decimal"/>
       <w:lvlText w:val="%4."/>
@@ -3902,7 +3883,7 @@
         <w:ind w:left="3240" w:hanging="360"/>
       </w:pPr>
     </w:lvl>
-    <w:lvl w:ilvl="4" w:tplc="ED64A3C2" w:tentative="1">
+    <w:lvl w:ilvl="4" w:tplc="14AC81B2" w:tentative="1">
       <w:start w:val="1"/>
       <w:numFmt w:val="lowerLetter"/>
       <w:lvlText w:val="%5."/>
@@ -3911,7 +3892,7 @@
         <w:ind w:left="3960" w:hanging="360"/>
       </w:pPr>
     </w:lvl>
-    <w:lvl w:ilvl="5" w:tplc="FA74E690" w:tentative="1">
+    <w:lvl w:ilvl="5" w:tplc="06765C0A" w:tentative="1">
       <w:start w:val="1"/>
       <w:numFmt w:val="lowerRoman"/>
       <w:lvlText w:val="%6."/>
@@ -3920,7 +3901,7 @@
         <w:ind w:left="4680" w:hanging="180"/>
       </w:pPr>
     </w:lvl>
-    <w:lvl w:ilvl="6" w:tplc="C0E22A74" w:tentative="1">
+    <w:lvl w:ilvl="6" w:tplc="69A67F5E" w:tentative="1">
       <w:start w:val="1"/>
       <w:numFmt w:val="decimal"/>
       <w:lvlText w:val="%7."/>
@@ -3929,7 +3910,7 @@
         <w:ind w:left="5400" w:hanging="360"/>
       </w:pPr>
     </w:lvl>
-    <w:lvl w:ilvl="7" w:tplc="F9F6E188" w:tentative="1">
+    <w:lvl w:ilvl="7" w:tplc="A01C0184" w:tentative="1">
       <w:start w:val="1"/>
       <w:numFmt w:val="lowerLetter"/>
       <w:lvlText w:val="%8."/>
@@ -3938,7 +3919,7 @@
         <w:ind w:left="6120" w:hanging="360"/>
       </w:pPr>
     </w:lvl>
-    <w:lvl w:ilvl="8" w:tplc="9CE0A476" w:tentative="1">
+    <w:lvl w:ilvl="8" w:tplc="8BD27D84" w:tentative="1">
       <w:start w:val="1"/>
       <w:numFmt w:val="lowerRoman"/>
       <w:lvlText w:val="%9."/>
@@ -3952,7 +3933,7 @@
     <w:nsid w:val="76711EAF"/>
     <w:multiLevelType w:val="hybridMultilevel"/>
     <w:tmpl w:val="32DC9BA2"/>
-    <w:lvl w:ilvl="0" w:tplc="AE64E484">
+    <w:lvl w:ilvl="0" w:tplc="77B4C478">
       <w:start w:val="1"/>
       <w:numFmt w:val="bullet"/>
       <w:lvlText w:val="o"/>
@@ -3967,7 +3948,7 @@
         <w:rFonts w:ascii="Courier New" w:hAnsi="Courier New" w:hint="default"/>
       </w:rPr>
     </w:lvl>
-    <w:lvl w:ilvl="1" w:tplc="4ACE5026">
+    <w:lvl w:ilvl="1" w:tplc="BA62C7D6">
       <w:start w:val="1"/>
       <w:numFmt w:val="bullet"/>
       <w:pStyle w:val="Normal-Bullet"/>
@@ -3983,7 +3964,7 @@
         <w:rFonts w:ascii="Times New Roman" w:hAnsi="Times New Roman" w:hint="default"/>
       </w:rPr>
     </w:lvl>
-    <w:lvl w:ilvl="2" w:tplc="1E10B102">
+    <w:lvl w:ilvl="2" w:tplc="1AB4BFFE">
       <w:start w:val="1"/>
       <w:numFmt w:val="bullet"/>
       <w:lvlText w:val=""/>
@@ -3998,7 +3979,7 @@
         <w:rFonts w:ascii="Times New Roman" w:hAnsi="Times New Roman" w:hint="default"/>
       </w:rPr>
     </w:lvl>
-    <w:lvl w:ilvl="3" w:tplc="3C8E7908">
+    <w:lvl w:ilvl="3" w:tplc="1256AA52">
       <w:start w:val="1"/>
       <w:numFmt w:val="bullet"/>
       <w:lvlText w:val=""/>
@@ -4013,7 +3994,7 @@
         <w:rFonts w:ascii="Times New Roman" w:hAnsi="Times New Roman" w:hint="default"/>
       </w:rPr>
     </w:lvl>
-    <w:lvl w:ilvl="4" w:tplc="BD96C760">
+    <w:lvl w:ilvl="4" w:tplc="8B70F25A">
       <w:start w:val="1"/>
       <w:numFmt w:val="bullet"/>
       <w:lvlText w:val="o"/>
@@ -4028,7 +4009,7 @@
         <w:rFonts w:ascii="Courier New" w:hAnsi="Courier New" w:hint="default"/>
       </w:rPr>
     </w:lvl>
-    <w:lvl w:ilvl="5" w:tplc="5290C944">
+    <w:lvl w:ilvl="5" w:tplc="0DA02A66">
       <w:start w:val="1"/>
       <w:numFmt w:val="bullet"/>
       <w:lvlText w:val=""/>
@@ -4043,7 +4024,7 @@
         <w:rFonts w:ascii="Times New Roman" w:hAnsi="Times New Roman" w:hint="default"/>
       </w:rPr>
     </w:lvl>
-    <w:lvl w:ilvl="6" w:tplc="ABE024DC">
+    <w:lvl w:ilvl="6" w:tplc="13726CB8">
       <w:start w:val="1"/>
       <w:numFmt w:val="bullet"/>
       <w:lvlText w:val=""/>
@@ -4058,7 +4039,7 @@
         <w:rFonts w:ascii="Times New Roman" w:hAnsi="Times New Roman" w:hint="default"/>
       </w:rPr>
     </w:lvl>
-    <w:lvl w:ilvl="7" w:tplc="8AAA0432">
+    <w:lvl w:ilvl="7" w:tplc="665C478C">
       <w:start w:val="1"/>
       <w:numFmt w:val="bullet"/>
       <w:lvlText w:val="o"/>
@@ -4073,7 +4054,7 @@
         <w:rFonts w:ascii="Courier New" w:hAnsi="Courier New" w:hint="default"/>
       </w:rPr>
     </w:lvl>
-    <w:lvl w:ilvl="8" w:tplc="528ADA44">
+    <w:lvl w:ilvl="8" w:tplc="2216055E">
       <w:start w:val="1"/>
       <w:numFmt w:val="bullet"/>
       <w:lvlText w:val=""/>
@@ -4232,61 +4213,61 @@
       </w:rPr>
     </w:lvl>
   </w:abstractNum>
-  <w:num w:numId="1" w16cid:durableId="211575763">
+  <w:num w:numId="1" w16cid:durableId="1444807068">
     <w:abstractNumId w:val="5"/>
   </w:num>
-  <w:num w:numId="2" w16cid:durableId="1862014296">
+  <w:num w:numId="2" w16cid:durableId="432287101">
     <w:abstractNumId w:val="20"/>
   </w:num>
-  <w:num w:numId="3" w16cid:durableId="1718625082">
+  <w:num w:numId="3" w16cid:durableId="1645960991">
     <w:abstractNumId w:val="7"/>
   </w:num>
-  <w:num w:numId="4" w16cid:durableId="1216237694">
+  <w:num w:numId="4" w16cid:durableId="2086881020">
     <w:abstractNumId w:val="25"/>
   </w:num>
-  <w:num w:numId="5" w16cid:durableId="942953562">
+  <w:num w:numId="5" w16cid:durableId="2068991503">
     <w:abstractNumId w:val="13"/>
   </w:num>
-  <w:num w:numId="6" w16cid:durableId="1422021032">
+  <w:num w:numId="6" w16cid:durableId="137888298">
     <w:abstractNumId w:val="6"/>
   </w:num>
-  <w:num w:numId="7" w16cid:durableId="2077123241">
+  <w:num w:numId="7" w16cid:durableId="1439761535">
     <w:abstractNumId w:val="26"/>
   </w:num>
-  <w:num w:numId="8" w16cid:durableId="1694187151">
+  <w:num w:numId="8" w16cid:durableId="1037462325">
     <w:abstractNumId w:val="24"/>
   </w:num>
-  <w:num w:numId="9" w16cid:durableId="1622107738">
+  <w:num w:numId="9" w16cid:durableId="187834895">
     <w:abstractNumId w:val="12"/>
   </w:num>
-  <w:num w:numId="10" w16cid:durableId="1078677131">
+  <w:num w:numId="10" w16cid:durableId="945775509">
     <w:abstractNumId w:val="23"/>
   </w:num>
-  <w:num w:numId="11" w16cid:durableId="1935237788">
+  <w:num w:numId="11" w16cid:durableId="929387479">
     <w:abstractNumId w:val="10"/>
   </w:num>
-  <w:num w:numId="12" w16cid:durableId="2066492543">
+  <w:num w:numId="12" w16cid:durableId="1023476820">
     <w:abstractNumId w:val="16"/>
   </w:num>
-  <w:num w:numId="13" w16cid:durableId="1884055800">
+  <w:num w:numId="13" w16cid:durableId="1737821023">
     <w:abstractNumId w:val="19"/>
   </w:num>
-  <w:num w:numId="14" w16cid:durableId="625770239">
+  <w:num w:numId="14" w16cid:durableId="676929024">
     <w:abstractNumId w:val="2"/>
   </w:num>
-  <w:num w:numId="15" w16cid:durableId="1171023922">
+  <w:num w:numId="15" w16cid:durableId="1889804756">
     <w:abstractNumId w:val="8"/>
   </w:num>
-  <w:num w:numId="16" w16cid:durableId="1757510881">
+  <w:num w:numId="16" w16cid:durableId="817573742">
     <w:abstractNumId w:val="18"/>
   </w:num>
-  <w:num w:numId="17" w16cid:durableId="941957660">
+  <w:num w:numId="17" w16cid:durableId="27031081">
     <w:abstractNumId w:val="17"/>
   </w:num>
-  <w:num w:numId="18" w16cid:durableId="2244036">
+  <w:num w:numId="18" w16cid:durableId="1222868573">
     <w:abstractNumId w:val="1"/>
   </w:num>
-  <w:num w:numId="19" w16cid:durableId="1185901951">
+  <w:num w:numId="19" w16cid:durableId="1717390853">
     <w:abstractNumId w:val="4"/>
     <w:lvlOverride w:ilvl="0">
       <w:lvl w:ilvl="0">
@@ -4306,31 +4287,31 @@
       </w:lvl>
     </w:lvlOverride>
   </w:num>
-  <w:num w:numId="20" w16cid:durableId="1571846148">
+  <w:num w:numId="20" w16cid:durableId="941375081">
     <w:abstractNumId w:val="15"/>
   </w:num>
-  <w:num w:numId="21" w16cid:durableId="731779159">
+  <w:num w:numId="21" w16cid:durableId="882208721">
     <w:abstractNumId w:val="14"/>
   </w:num>
-  <w:num w:numId="22" w16cid:durableId="1300722663">
+  <w:num w:numId="22" w16cid:durableId="1642274156">
     <w:abstractNumId w:val="9"/>
   </w:num>
-  <w:num w:numId="23" w16cid:durableId="1101687237">
+  <w:num w:numId="23" w16cid:durableId="1988825841">
     <w:abstractNumId w:val="3"/>
   </w:num>
-  <w:num w:numId="24" w16cid:durableId="1993439081">
+  <w:num w:numId="24" w16cid:durableId="173344697">
     <w:abstractNumId w:val="21"/>
   </w:num>
-  <w:num w:numId="25" w16cid:durableId="2076779606">
+  <w:num w:numId="25" w16cid:durableId="659888449">
     <w:abstractNumId w:val="11"/>
   </w:num>
-  <w:num w:numId="26" w16cid:durableId="807822752">
+  <w:num w:numId="26" w16cid:durableId="1884101569">
     <w:abstractNumId w:val="22"/>
   </w:num>
-  <w:num w:numId="27" w16cid:durableId="160514211">
+  <w:num w:numId="27" w16cid:durableId="577060411">
     <w:abstractNumId w:val="0"/>
   </w:num>
-  <w:num w:numId="28" w16cid:durableId="2032030234">
+  <w:num w:numId="28" w16cid:durableId="577251326">
     <w:abstractNumId w:val="4"/>
   </w:num>
   <w:numIdMacAtCleanup w:val="27"/>
